--- a/중국어_대화문/10부_docx/10부_10화_중앙위원회_표결.docx
+++ b/중국어_대화문/10부_docx/10부_10화_중앙위원회_표결.docx
@@ -18,7 +18,7 @@
         <w:t>등장인물:</w:t>
       </w:r>
       <w:r>
-        <w:t xml:space="preserve"> 선즈위안 沈知远(55세, 중앙위원회 총서기·被提出人) / 청시 程曦(41세, 후계 후보·총서기 판공청 근무) / 녜추 聂秋(68세, 총서기 판공청 주임) / 리위퉁 李雨桐(48세, 총서기 판공실 참모) / 웨이창펑 魏长风(68세, 정치국원·중앙위원) / 량페이전 梁佩珍(70세, 정치국원·독립 감독) / 장리췬 蒋立群(70세, 정치국원·전체회의 집행주석) / 차오원쉬안 乔文轩(70세, 중앙위원·표결 감표 총감) / 사오톄쥔 邵铁军(67세, 중앙국가안전위원회 판공실 주임, 열석) / 푸징밍 傅景明(59세, 둥링성 성위서기·중앙위원) / 메이뤄란 梅若兰(92세, 은퇴한 변호사협회 비서장, 전화 목소리)</w:t>
+        <w:t xml:space="preserve"> 선즈위안 沈知远(55세, 중앙위원회 총서기·被提出人) / 청시 程曦(41세, 후계 후보·총서기 판공청 근무) / 녜추 聂秋(68세, 총서기 판공청 주임) / 리위퉁 李雨桐(50세, 총서기 판공실 참모) / 웨이창펑 魏长风(69세, 정치국원·중앙위원) / 량페이전 梁佩珍(70세, 정치국원·독립 감독) / 장리췬 蒋立群(70세, 정치국원·전체회의 집행주석) / 차오원쉬안 乔文轩(70세, 중앙위원·표결 감표 총감) / 사오톄쥔 邵铁军(67세, 중앙국가안전위원회 판공실 주임, 열석) / 푸징밍 傅景明(59세, 둥링성 성위서기·중앙위원) / 메이뤄란 梅若兰(93세, 은퇴한 변호사협회 비서장, 전화 목소리)</w:t>
       </w:r>
     </w:p>
     <w:p>
@@ -29,7 +29,7 @@
         <w:t>배경:</w:t>
       </w:r>
       <w:r>
-        <w:t xml:space="preserve"> [선즈위안·청시 쪽 시점] 2042년 10월 10일(금) 오전 7시 40분부터 밤까지. 10부 9화(10월 8~9일)에서 정치국원 24명이 3색 키로 전체회의 제청을 17-5-2로 의결했고(과반 13), 이 화는 그 이튿날 오전 9시 서교회당(西郊会堂)에서 열린 중앙위원회 전체회의의 하루다. 임기 만료일 2042년 11월 25일(화)까지는 46일이다. 쑤민은 나오지 않고 居家管控 47일째로 메이뤄란의 전화에만 닿으며, 선즈위안은 이 화에서도 그녀와 마주치지 않는다. 이 화의 새 설정은 다음과 같다. 첫째, 중앙위원 총수 205명 중 실도 203명(2명 서면 휴가), 피제안자는 회피해 키 위를 검은 천으로 덮은 말석에 앉으므로 표결 인원은 202명이고, 통과선은 본인을 뺀 204명의 과반인 103표다. 사오톄쥔이 7월에 건넨 메모와 9월 요양원에서 센 '114'는 표결 전의 셈이었고, 실제 결과는 찬성 112·반대 71·기권 19(합계 202)로 통과선을 9표 넘는다. 둘째, 해임 결의는 『권력의 경계』 제4항 제5款에 따라 사유 원문을 싣고, 효력은 공개 대장 게시 시각(오후 4시 정각)에 발생한다. 셋째, 전체회의 뒤 중앙위원 열한 명이 '대외 공보의 표현만 건강상 이유로 하자'는 쪽지를 녜추 편에 보내고, 선즈위안은 "按规定罢免，这样写。"로 거절한다. 넷째, 후임 총서기는 『총서기 선거 방법』(6부 12화)에 따라 10월 31일(금) 속개 전체회의에서 뽑고, 그때까지 직무는 장리췬이 대행하되 6款으로 동결된 신규 결정 3건은 새 총서기에게 이월된다. 다섯째, 『离任交接清单』(9부 12화) 제47항 '최하단 서랍'은 열리지 않고, 서랍 속 편지 마흔 통과 이 빠진 잔은 이 화에서 건드리지 않는다. 이 화의 기관·문서·수치·인물은 모두 가상이다.</w:t>
+        <w:t xml:space="preserve"> [선즈위안·청시 쪽 시점] 2042년 10월 10일(금) 오전 7시 40분부터 밤까지. 10부 9화(10월 8~9일)에서 정치국원 24명이 3색 키로 전체회의 제청을 17-5-2로 의결했고(과반 13), 이 화는 그 이튿날 오전 9시 서교회당(西郊会堂)에서 열린 중앙위원회 전체회의의 하루다. 임기 만료일 2042년 11월 25일(화)까지는 46일이다. 쑤민은 나오지 않고 居家管控 47일째로 메이뤄란의 전화에만 닿으며, 선즈위안은 이 화에서도 그녀와 마주치지 않는다. 이 화의 새 설정은 다음과 같다. 첫째, 중앙위원 총수 205명 중 실도 203명(2명 서면 휴가), 피제안자는 회피해 키 위를 검은 천으로 덮은 말석에 앉으므로 표결 인원은 202명이고, 통과선은 본인을 뺀 204명의 과반인 103표다. 사오톄쥔이 작년 5월에 건넨 메모와 9월 요양원에서 센 '114'는 표결 전의 셈이었고, 실제 결과는 찬성 112·반대 71·기권 19(합계 202)로 통과선을 9표 넘는다. 둘째, 해임 결의는 『권력의 경계』 제4항 제5款에 따라 사유 원문을 싣고, 효력은 공개 대장 게시 시각(오후 4시 정각)에 발생한다. 셋째, 전체회의 뒤 중앙위원 열한 명이 '대외 공보의 표현만 건강상 이유로 하자'는 쪽지를 녜추 편에 보내고, 선즈위안은 "按规定罢免，这样写。"로 거절한다. 넷째, 후임 총서기는 『총서기 선거 방법』(6부 12화)에 따라 10월 31일(금) 속개 전체회의에서 뽑고, 그때까지 직무는 장리췬이 대행하되 6款으로 동결된 신규 결정 3건은 새 총서기에게 이월된다. 다섯째, 『离任交接清单』(9부 12화) 제47항 '최하단 서랍'은 열리지 않고, 서랍 속 편지 마흔 통과 이 빠진 잔은 이 화에서 건드리지 않는다. 이 화의 기관·문서·수치·인물은 모두 가상이다.</w:t>
       </w:r>
     </w:p>
     <w:p>
@@ -190,7 +190,7 @@
         <w:t>聂秋:</w:t>
       </w:r>
       <w:r>
-        <w:t xml:space="preserve"> 因为不知道后面该写什么。四十一年，我头一回替您拟一份，后面没有字的议程。</w:t>
+        <w:t xml:space="preserve"> 因为不知道后面该写什么。两年多，我头一回替您拟一份，后面没有字的议程。</w:t>
       </w:r>
     </w:p>
     <w:p>
@@ -1094,7 +1094,7 @@
         <w:t>聂秋:</w:t>
       </w:r>
       <w:r>
-        <w:t xml:space="preserve"> 从昨晚想到现在。（很低）我四十一年没有让总书记最后一个知道事情，所以我先告诉您，我动过心。</w:t>
+        <w:t xml:space="preserve"> 从昨晚想到现在。（很低）我两年多没有让总书记最后一个知道事情，所以我先告诉您，我动过心。</w:t>
       </w:r>
     </w:p>
     <w:p>
@@ -1463,7 +1463,7 @@
         <w:t>邵铁军:</w:t>
       </w:r>
       <w:r>
-        <w:t xml:space="preserve"> 总书记，前天在这里，我说门还没有关。</w:t>
+        <w:t xml:space="preserve"> 总书记，昨天在北楼，我说门还没有关。</w:t>
       </w:r>
     </w:p>
     <w:p>
@@ -1783,7 +1783,7 @@
         <w:t>沈知远:</w:t>
       </w:r>
       <w:r>
-        <w:t xml:space="preserve"> 是，我没说过。你四十一年没听过这个词。</w:t>
+        <w:t xml:space="preserve"> 是，我没说过。你两年多没听过这个词。</w:t>
       </w:r>
     </w:p>
     <w:p>
@@ -2185,7 +2185,7 @@
         <w:t>梅若兰:</w:t>
       </w:r>
       <w:r>
-        <w:t xml:space="preserve"> （静了一会儿）好。我活到九十二岁，最会收东西。（电话挂断）</w:t>
+        <w:t xml:space="preserve"> （静了一会儿）好。我活到九十三岁，最会收东西。（电话挂断）</w:t>
       </w:r>
     </w:p>
     <w:p>
